--- a/az/scientists/CV/Word/Masumova_Nigar_CV_AZ.docx
+++ b/az/scientists/CV/Word/Masumova_Nigar_CV_AZ.docx
@@ -377,7 +377,7 @@
           <w:sz w:val="21"/>
           <w:szCs w:val="21"/>
         </w:rPr>
-        <w:t>Nigar Məsumova Moskva MGIMO Universitetində dünya iqtisadiyyatı kafedrasının dosenti, reklam və ictimaiyyətlə əlaqələr kafedrasının müdiri və Beynəlxalq Jurnalistika Məktəbinin dekan müavinidir. 2012-ci ilin mayında MGIMO-da iqtisadiyyat üzrə PhD, 2007-ci ilin iyununda xarici iqtisadi əlaqələr üzrə mütəxəssis diplomu alıb. Göstərilən maraqları Türkiyə və İranın sosial-iqtisadi inkişafı və brendinqdir. CV-də dörd əsas iş, o cümlədən 2015-ci il Türkiyə kitabı və A. Bulatovun redaktorluğu ilə çıxan nəşrlərlə bağlı işlər var.</w:t>
+        <w:t>Nigar Məsumova Moskva MGIMO Universitetində dünya iqtisadiyyatı kafedrasının dosenti, reklam və ictimaiyyətlə əlaqələr kafedrasının müdiri və Beynəlxalq Jurnalistika Məktəbinin dekan müavinidir. 2012-ci ilin mayında MGIMO-da iqtisadiyyat üzrə PhD, 2007-ci ilin iyununda xarici iqtisadi əlaqələr üzrə mütəxəssis diplomu alıb. Göstərilən maraqları Türkiyə və İranın sosial-iqtisadi inkişafı və brendinqdir. dörd əsas iş, o cümlədən 2015-ci il Türkiyə kitabı və A. Bulatovun redaktorluğu ilə çıxan nəşrlərlə bağlı işlər var.</w:t>
       </w:r>
     </w:p>
     <w:p>
